--- a/Word/18-decision-EC-o-ECM.docx
+++ b/Word/18-decision-EC-o-ECM.docx
@@ -100,10 +100,10 @@
         <w:tblLook w:firstColumn="1" w:firstRow="1" w:lastColumn="0" w:lastRow="0" w:noHBand="0" w:noVBand="1" w:val="04A0"/>
       </w:tblPr>
       <w:tblGrid>
-        <w:gridCol w:w="862"/>
-        <w:gridCol w:w="2923"/>
-        <w:gridCol w:w="2923"/>
-        <w:gridCol w:w="2923"/>
+        <w:gridCol w:w="1410"/>
+        <w:gridCol w:w="2782"/>
+        <w:gridCol w:w="2870"/>
+        <w:gridCol w:w="2568"/>
       </w:tblGrid>
       <w:tr>
         <w:trPr>
@@ -112,7 +112,7 @@
         </w:trPr>
         <w:tc>
           <w:tcPr>
-            <w:tcW w:w="862" w:type="dxa"/>
+            <w:tcW w:w="1410" w:type="dxa"/>
             <w:shd w:val="clear" w:color="auto" w:fill="ECECEC"/>
           </w:tcPr>
           <w:p>
@@ -131,7 +131,7 @@
         </w:tc>
         <w:tc>
           <w:tcPr>
-            <w:tcW w:w="2923" w:type="dxa"/>
+            <w:tcW w:w="2782" w:type="dxa"/>
             <w:shd w:val="clear" w:color="auto" w:fill="ECECEC"/>
           </w:tcPr>
           <w:p>
@@ -150,7 +150,7 @@
         </w:tc>
         <w:tc>
           <w:tcPr>
-            <w:tcW w:w="2923" w:type="dxa"/>
+            <w:tcW w:w="2870" w:type="dxa"/>
             <w:shd w:val="clear" w:color="auto" w:fill="ECECEC"/>
           </w:tcPr>
           <w:p>
@@ -169,7 +169,7 @@
         </w:tc>
         <w:tc>
           <w:tcPr>
-            <w:tcW w:w="2923" w:type="dxa"/>
+            <w:tcW w:w="2568" w:type="dxa"/>
             <w:shd w:val="clear" w:color="auto" w:fill="ECECEC"/>
           </w:tcPr>
           <w:p>
@@ -190,7 +190,7 @@
       <w:tr>
         <w:tc>
           <w:tcPr>
-            <w:tcW w:w="862" w:type="dxa"/>
+            <w:tcW w:w="1410" w:type="dxa"/>
           </w:tcPr>
           <w:p>
             <w:pPr>
@@ -207,7 +207,7 @@
         </w:tc>
         <w:tc>
           <w:tcPr>
-            <w:tcW w:w="2923" w:type="dxa"/>
+            <w:tcW w:w="2782" w:type="dxa"/>
           </w:tcPr>
           <w:p>
             <w:pPr>
@@ -224,7 +224,7 @@
         </w:tc>
         <w:tc>
           <w:tcPr>
-            <w:tcW w:w="2923" w:type="dxa"/>
+            <w:tcW w:w="2870" w:type="dxa"/>
           </w:tcPr>
           <w:p>
             <w:pPr>
@@ -241,7 +241,7 @@
         </w:tc>
         <w:tc>
           <w:tcPr>
-            <w:tcW w:w="2923" w:type="dxa"/>
+            <w:tcW w:w="2568" w:type="dxa"/>
           </w:tcPr>
           <w:p>
             <w:pPr>
@@ -260,7 +260,7 @@
       <w:tr>
         <w:tc>
           <w:tcPr>
-            <w:tcW w:w="862" w:type="dxa"/>
+            <w:tcW w:w="1410" w:type="dxa"/>
           </w:tcPr>
           <w:p>
             <w:pPr>
@@ -277,7 +277,7 @@
         </w:tc>
         <w:tc>
           <w:tcPr>
-            <w:tcW w:w="2923" w:type="dxa"/>
+            <w:tcW w:w="2782" w:type="dxa"/>
           </w:tcPr>
           <w:p>
             <w:pPr>
@@ -294,7 +294,7 @@
         </w:tc>
         <w:tc>
           <w:tcPr>
-            <w:tcW w:w="2923" w:type="dxa"/>
+            <w:tcW w:w="2870" w:type="dxa"/>
           </w:tcPr>
           <w:p>
             <w:pPr>
@@ -311,7 +311,7 @@
         </w:tc>
         <w:tc>
           <w:tcPr>
-            <w:tcW w:w="2923" w:type="dxa"/>
+            <w:tcW w:w="2568" w:type="dxa"/>
           </w:tcPr>
           <w:p>
             <w:pPr>
@@ -330,7 +330,7 @@
       <w:tr>
         <w:tc>
           <w:tcPr>
-            <w:tcW w:w="862" w:type="dxa"/>
+            <w:tcW w:w="1410" w:type="dxa"/>
           </w:tcPr>
           <w:p>
             <w:pPr>
@@ -347,7 +347,7 @@
         </w:tc>
         <w:tc>
           <w:tcPr>
-            <w:tcW w:w="2923" w:type="dxa"/>
+            <w:tcW w:w="2782" w:type="dxa"/>
           </w:tcPr>
           <w:p>
             <w:pPr>
@@ -364,7 +364,7 @@
         </w:tc>
         <w:tc>
           <w:tcPr>
-            <w:tcW w:w="2923" w:type="dxa"/>
+            <w:tcW w:w="2870" w:type="dxa"/>
           </w:tcPr>
           <w:p>
             <w:pPr>
@@ -381,7 +381,7 @@
         </w:tc>
         <w:tc>
           <w:tcPr>
-            <w:tcW w:w="2923" w:type="dxa"/>
+            <w:tcW w:w="2568" w:type="dxa"/>
           </w:tcPr>
           <w:p>
             <w:pPr>
@@ -400,7 +400,7 @@
       <w:tr>
         <w:tc>
           <w:tcPr>
-            <w:tcW w:w="862" w:type="dxa"/>
+            <w:tcW w:w="1410" w:type="dxa"/>
           </w:tcPr>
           <w:p>
             <w:pPr>
@@ -417,7 +417,7 @@
         </w:tc>
         <w:tc>
           <w:tcPr>
-            <w:tcW w:w="2923" w:type="dxa"/>
+            <w:tcW w:w="2782" w:type="dxa"/>
           </w:tcPr>
           <w:p>
             <w:pPr>
@@ -434,7 +434,7 @@
         </w:tc>
         <w:tc>
           <w:tcPr>
-            <w:tcW w:w="2923" w:type="dxa"/>
+            <w:tcW w:w="2870" w:type="dxa"/>
           </w:tcPr>
           <w:p>
             <w:pPr>
@@ -451,7 +451,7 @@
         </w:tc>
         <w:tc>
           <w:tcPr>
-            <w:tcW w:w="2923" w:type="dxa"/>
+            <w:tcW w:w="2568" w:type="dxa"/>
           </w:tcPr>
           <w:p>
             <w:pPr>
@@ -470,7 +470,7 @@
       <w:tr>
         <w:tc>
           <w:tcPr>
-            <w:tcW w:w="862" w:type="dxa"/>
+            <w:tcW w:w="1410" w:type="dxa"/>
           </w:tcPr>
           <w:p>
             <w:pPr>
@@ -487,7 +487,7 @@
         </w:tc>
         <w:tc>
           <w:tcPr>
-            <w:tcW w:w="2923" w:type="dxa"/>
+            <w:tcW w:w="2782" w:type="dxa"/>
           </w:tcPr>
           <w:p>
             <w:pPr>
@@ -504,7 +504,7 @@
         </w:tc>
         <w:tc>
           <w:tcPr>
-            <w:tcW w:w="2923" w:type="dxa"/>
+            <w:tcW w:w="2870" w:type="dxa"/>
           </w:tcPr>
           <w:p>
             <w:pPr>
@@ -521,7 +521,7 @@
         </w:tc>
         <w:tc>
           <w:tcPr>
-            <w:tcW w:w="2923" w:type="dxa"/>
+            <w:tcW w:w="2568" w:type="dxa"/>
           </w:tcPr>
           <w:p>
             <w:pPr>
@@ -540,7 +540,7 @@
       <w:tr>
         <w:tc>
           <w:tcPr>
-            <w:tcW w:w="862" w:type="dxa"/>
+            <w:tcW w:w="1410" w:type="dxa"/>
           </w:tcPr>
           <w:p>
             <w:pPr>
@@ -557,7 +557,7 @@
         </w:tc>
         <w:tc>
           <w:tcPr>
-            <w:tcW w:w="2923" w:type="dxa"/>
+            <w:tcW w:w="2782" w:type="dxa"/>
           </w:tcPr>
           <w:p>
             <w:pPr>
@@ -574,7 +574,7 @@
         </w:tc>
         <w:tc>
           <w:tcPr>
-            <w:tcW w:w="2923" w:type="dxa"/>
+            <w:tcW w:w="2870" w:type="dxa"/>
           </w:tcPr>
           <w:p>
             <w:pPr>
@@ -591,7 +591,7 @@
         </w:tc>
         <w:tc>
           <w:tcPr>
-            <w:tcW w:w="2923" w:type="dxa"/>
+            <w:tcW w:w="2568" w:type="dxa"/>
           </w:tcPr>
           <w:p>
             <w:pPr>
@@ -637,10 +637,10 @@
         <w:tblLook w:firstColumn="1" w:firstRow="1" w:lastColumn="0" w:lastRow="0" w:noHBand="0" w:noVBand="1" w:val="04A0"/>
       </w:tblPr>
       <w:tblGrid>
-        <w:gridCol w:w="2574"/>
-        <w:gridCol w:w="2860"/>
-        <w:gridCol w:w="1335"/>
-        <w:gridCol w:w="2860"/>
+        <w:gridCol w:w="2341"/>
+        <w:gridCol w:w="2868"/>
+        <w:gridCol w:w="1901"/>
+        <w:gridCol w:w="2519"/>
       </w:tblGrid>
       <w:tr>
         <w:trPr>
@@ -649,7 +649,7 @@
         </w:trPr>
         <w:tc>
           <w:tcPr>
-            <w:tcW w:w="2574" w:type="dxa"/>
+            <w:tcW w:w="2341" w:type="dxa"/>
             <w:shd w:val="clear" w:color="auto" w:fill="ECECEC"/>
           </w:tcPr>
           <w:p>
@@ -668,7 +668,7 @@
         </w:tc>
         <w:tc>
           <w:tcPr>
-            <w:tcW w:w="2860" w:type="dxa"/>
+            <w:tcW w:w="2868" w:type="dxa"/>
             <w:shd w:val="clear" w:color="auto" w:fill="ECECEC"/>
           </w:tcPr>
           <w:p>
@@ -687,7 +687,7 @@
         </w:tc>
         <w:tc>
           <w:tcPr>
-            <w:tcW w:w="1335" w:type="dxa"/>
+            <w:tcW w:w="1901" w:type="dxa"/>
             <w:shd w:val="clear" w:color="auto" w:fill="ECECEC"/>
           </w:tcPr>
           <w:p>
@@ -706,7 +706,7 @@
         </w:tc>
         <w:tc>
           <w:tcPr>
-            <w:tcW w:w="2860" w:type="dxa"/>
+            <w:tcW w:w="2519" w:type="dxa"/>
             <w:shd w:val="clear" w:color="auto" w:fill="ECECEC"/>
           </w:tcPr>
           <w:p>
@@ -727,7 +727,7 @@
       <w:tr>
         <w:tc>
           <w:tcPr>
-            <w:tcW w:w="2574" w:type="dxa"/>
+            <w:tcW w:w="2341" w:type="dxa"/>
           </w:tcPr>
           <w:p>
             <w:pPr>
@@ -745,7 +745,7 @@
         </w:tc>
         <w:tc>
           <w:tcPr>
-            <w:tcW w:w="2860" w:type="dxa"/>
+            <w:tcW w:w="2868" w:type="dxa"/>
           </w:tcPr>
           <w:p>
             <w:pPr>
@@ -769,7 +769,7 @@
         </w:tc>
         <w:tc>
           <w:tcPr>
-            <w:tcW w:w="1335" w:type="dxa"/>
+            <w:tcW w:w="1901" w:type="dxa"/>
           </w:tcPr>
           <w:p>
             <w:pPr>
@@ -786,7 +786,7 @@
         </w:tc>
         <w:tc>
           <w:tcPr>
-            <w:tcW w:w="2860" w:type="dxa"/>
+            <w:tcW w:w="2519" w:type="dxa"/>
           </w:tcPr>
           <w:p>
             <w:pPr>
@@ -812,7 +812,7 @@
       <w:tr>
         <w:tc>
           <w:tcPr>
-            <w:tcW w:w="2574" w:type="dxa"/>
+            <w:tcW w:w="2341" w:type="dxa"/>
           </w:tcPr>
           <w:p>
             <w:pPr>
@@ -829,7 +829,7 @@
         </w:tc>
         <w:tc>
           <w:tcPr>
-            <w:tcW w:w="2860" w:type="dxa"/>
+            <w:tcW w:w="2868" w:type="dxa"/>
           </w:tcPr>
           <w:p>
             <w:pPr>
@@ -846,7 +846,7 @@
         </w:tc>
         <w:tc>
           <w:tcPr>
-            <w:tcW w:w="1335" w:type="dxa"/>
+            <w:tcW w:w="1901" w:type="dxa"/>
           </w:tcPr>
           <w:p>
             <w:pPr>
@@ -863,7 +863,7 @@
         </w:tc>
         <w:tc>
           <w:tcPr>
-            <w:tcW w:w="2860" w:type="dxa"/>
+            <w:tcW w:w="2519" w:type="dxa"/>
           </w:tcPr>
           <w:p>
             <w:pPr>
@@ -882,7 +882,7 @@
       <w:tr>
         <w:tc>
           <w:tcPr>
-            <w:tcW w:w="2574" w:type="dxa"/>
+            <w:tcW w:w="2341" w:type="dxa"/>
           </w:tcPr>
           <w:p>
             <w:pPr>
@@ -899,7 +899,7 @@
         </w:tc>
         <w:tc>
           <w:tcPr>
-            <w:tcW w:w="2860" w:type="dxa"/>
+            <w:tcW w:w="2868" w:type="dxa"/>
           </w:tcPr>
           <w:p>
             <w:pPr>
@@ -916,7 +916,7 @@
         </w:tc>
         <w:tc>
           <w:tcPr>
-            <w:tcW w:w="1335" w:type="dxa"/>
+            <w:tcW w:w="1901" w:type="dxa"/>
           </w:tcPr>
           <w:p>
             <w:pPr>
@@ -933,7 +933,7 @@
         </w:tc>
         <w:tc>
           <w:tcPr>
-            <w:tcW w:w="2860" w:type="dxa"/>
+            <w:tcW w:w="2519" w:type="dxa"/>
           </w:tcPr>
           <w:p>
             <w:pPr>
@@ -952,7 +952,7 @@
       <w:tr>
         <w:tc>
           <w:tcPr>
-            <w:tcW w:w="2574" w:type="dxa"/>
+            <w:tcW w:w="2341" w:type="dxa"/>
           </w:tcPr>
           <w:p>
             <w:pPr>
@@ -969,7 +969,7 @@
         </w:tc>
         <w:tc>
           <w:tcPr>
-            <w:tcW w:w="2860" w:type="dxa"/>
+            <w:tcW w:w="2868" w:type="dxa"/>
           </w:tcPr>
           <w:p>
             <w:pPr>
@@ -986,7 +986,7 @@
         </w:tc>
         <w:tc>
           <w:tcPr>
-            <w:tcW w:w="1335" w:type="dxa"/>
+            <w:tcW w:w="1901" w:type="dxa"/>
           </w:tcPr>
           <w:p>
             <w:pPr>
@@ -1003,7 +1003,7 @@
         </w:tc>
         <w:tc>
           <w:tcPr>
-            <w:tcW w:w="2860" w:type="dxa"/>
+            <w:tcW w:w="2519" w:type="dxa"/>
           </w:tcPr>
           <w:p>
             <w:pPr>
@@ -1022,7 +1022,7 @@
       <w:tr>
         <w:tc>
           <w:tcPr>
-            <w:tcW w:w="2574" w:type="dxa"/>
+            <w:tcW w:w="2341" w:type="dxa"/>
           </w:tcPr>
           <w:p>
             <w:pPr>
@@ -1039,7 +1039,7 @@
         </w:tc>
         <w:tc>
           <w:tcPr>
-            <w:tcW w:w="2860" w:type="dxa"/>
+            <w:tcW w:w="2868" w:type="dxa"/>
           </w:tcPr>
           <w:p>
             <w:pPr>
@@ -1056,7 +1056,7 @@
         </w:tc>
         <w:tc>
           <w:tcPr>
-            <w:tcW w:w="1335" w:type="dxa"/>
+            <w:tcW w:w="1901" w:type="dxa"/>
           </w:tcPr>
           <w:p>
             <w:pPr>
@@ -1073,7 +1073,7 @@
         </w:tc>
         <w:tc>
           <w:tcPr>
-            <w:tcW w:w="2860" w:type="dxa"/>
+            <w:tcW w:w="2519" w:type="dxa"/>
           </w:tcPr>
           <w:p>
             <w:pPr>
@@ -1092,7 +1092,7 @@
       <w:tr>
         <w:tc>
           <w:tcPr>
-            <w:tcW w:w="2574" w:type="dxa"/>
+            <w:tcW w:w="2341" w:type="dxa"/>
           </w:tcPr>
           <w:p>
             <w:pPr>
@@ -1109,7 +1109,7 @@
         </w:tc>
         <w:tc>
           <w:tcPr>
-            <w:tcW w:w="2860" w:type="dxa"/>
+            <w:tcW w:w="2868" w:type="dxa"/>
           </w:tcPr>
           <w:p>
             <w:pPr>
@@ -1126,7 +1126,7 @@
         </w:tc>
         <w:tc>
           <w:tcPr>
-            <w:tcW w:w="1335" w:type="dxa"/>
+            <w:tcW w:w="1901" w:type="dxa"/>
           </w:tcPr>
           <w:p>
             <w:pPr>
@@ -1143,7 +1143,7 @@
         </w:tc>
         <w:tc>
           <w:tcPr>
-            <w:tcW w:w="2860" w:type="dxa"/>
+            <w:tcW w:w="2519" w:type="dxa"/>
           </w:tcPr>
           <w:p>
             <w:pPr>
@@ -1162,7 +1162,7 @@
       <w:tr>
         <w:tc>
           <w:tcPr>
-            <w:tcW w:w="2574" w:type="dxa"/>
+            <w:tcW w:w="2341" w:type="dxa"/>
           </w:tcPr>
           <w:p>
             <w:pPr>
@@ -1179,7 +1179,7 @@
         </w:tc>
         <w:tc>
           <w:tcPr>
-            <w:tcW w:w="2860" w:type="dxa"/>
+            <w:tcW w:w="2868" w:type="dxa"/>
           </w:tcPr>
           <w:p>
             <w:pPr>
@@ -1197,7 +1197,7 @@
         </w:tc>
         <w:tc>
           <w:tcPr>
-            <w:tcW w:w="1335" w:type="dxa"/>
+            <w:tcW w:w="1901" w:type="dxa"/>
           </w:tcPr>
           <w:p>
             <w:pPr>
@@ -1214,7 +1214,7 @@
         </w:tc>
         <w:tc>
           <w:tcPr>
-            <w:tcW w:w="2860" w:type="dxa"/>
+            <w:tcW w:w="2519" w:type="dxa"/>
           </w:tcPr>
           <w:p>
             <w:pPr>
